--- a/reports/四川生物医药产业集团创新事业部政策信息简报_20260827.docx
+++ b/reports/四川生物医药产业集团创新事业部政策信息简报_20260827.docx
@@ -357,7 +357,7 @@
                 <w:color w:val="000000"/>
                 <w:sz w:val="24"/>
               </w:rPr>
-              <w:t>人力资源社会保障部 财政部关于做好2026年高校毕业生等青年就业工作的通知</w:t>
+              <w:t>国务院就业促进和劳动保护工作领导小组关于印发《加力重点领域、重点行业、城乡基层和中小微企业岗位挖潜扩容 支持重点群体就业创业实施方案》的通知</w:t>
             </w:r>
           </w:p>
         </w:tc>
@@ -386,7 +386,7 @@
                 <w:color w:val="000000"/>
                 <w:sz w:val="24"/>
               </w:rPr>
-              <w:t>人力资源社会保障部 财政部</w:t>
+              <w:t>国务院就业促进和劳动保护工作领导小组</w:t>
             </w:r>
           </w:p>
         </w:tc>
@@ -415,7 +415,7 @@
                 <w:color w:val="000000"/>
                 <w:sz w:val="24"/>
               </w:rPr>
-              <w:t>2026-03-20</w:t>
+              <w:t>2025-03-27</w:t>
             </w:r>
           </w:p>
         </w:tc>
@@ -475,7 +475,7 @@
                 <w:color w:val="000000"/>
                 <w:sz w:val="24"/>
               </w:rPr>
-              <w:t>关于加强数据要素学科专业建设和数字人才队伍建设的意见</w:t>
+              <w:t>农业农村部落实中共中央国务院关于进一步深化农村改革扎实推进乡村全面振兴工作部署的实施意见</w:t>
             </w:r>
           </w:p>
         </w:tc>
@@ -504,7 +504,7 @@
                 <w:color w:val="000000"/>
                 <w:sz w:val="24"/>
               </w:rPr>
-              <w:t>国家发展改革委 国家数据局 教育部 科技部 中共中央组织部</w:t>
+              <w:t>农业农村部</w:t>
             </w:r>
           </w:p>
         </w:tc>
@@ -533,7 +533,7 @@
                 <w:color w:val="000000"/>
                 <w:sz w:val="24"/>
               </w:rPr>
-              <w:t>2025-12-03</w:t>
+              <w:t>2025-02-25</w:t>
             </w:r>
           </w:p>
         </w:tc>
@@ -593,7 +593,7 @@
                 <w:color w:val="000000"/>
                 <w:sz w:val="24"/>
               </w:rPr>
-              <w:t>司法部办公厅 国家发展改革委办公厅 全国工商联办公厅印发《关于进一步发挥行政复议监督职能 规范涉企行政执法的指导意见》《行政复议监督规范涉企行政执法典型案例》的通知</w:t>
+              <w:t>教育部关于做好2025年普通高校招生工作的通知</w:t>
             </w:r>
           </w:p>
         </w:tc>
@@ -622,7 +622,7 @@
                 <w:color w:val="000000"/>
                 <w:sz w:val="24"/>
               </w:rPr>
-              <w:t>司法部办公厅 国家发展改革委办公厅 全国工商联办公厅</w:t>
+              <w:t>教育部</w:t>
             </w:r>
           </w:p>
         </w:tc>
@@ -651,361 +651,7 @@
                 <w:color w:val="000000"/>
                 <w:sz w:val="24"/>
               </w:rPr>
-              <w:t>2025-08-07</w:t>
-            </w:r>
-          </w:p>
-        </w:tc>
-      </w:tr>
-      <w:tr>
-        <w:tc>
-          <w:tcPr>
-            <w:tcW w:type="dxa" w:w="794"/>
-            <w:tcBorders>
-              <w:top w:val="none"/>
-              <w:left w:val="none"/>
-              <w:bottom w:val="none"/>
-              <w:right w:val="none"/>
-            </w:tcBorders>
-          </w:tcPr>
-          <w:p>
-            <w:pPr>
-              <w:spacing w:line="240" w:lineRule="auto" w:before="60" w:after="60"/>
-              <w:ind w:firstLine="0"/>
-              <w:jc w:val="center"/>
-            </w:pPr>
-            <w:r/>
-            <w:r>
-              <w:rPr>
-                <w:rFonts w:ascii="Times New Roman" w:hAnsi="Times New Roman" w:eastAsia="方正仿宋简体" w:cs="Times New Roman"/>
-                <w:b w:val="0"/>
-                <w:i w:val="0"/>
-                <w:color w:val="000000"/>
-                <w:sz w:val="24"/>
-              </w:rPr>
-              <w:t>5</w:t>
-            </w:r>
-          </w:p>
-        </w:tc>
-        <w:tc>
-          <w:tcPr>
-            <w:tcW w:type="dxa" w:w="4535"/>
-            <w:tcBorders>
-              <w:top w:val="none"/>
-              <w:left w:val="none"/>
-              <w:bottom w:val="none"/>
-              <w:right w:val="none"/>
-            </w:tcBorders>
-          </w:tcPr>
-          <w:p>
-            <w:pPr>
-              <w:spacing w:line="240" w:lineRule="auto" w:before="60" w:after="60"/>
-              <w:ind w:firstLine="0"/>
-              <w:jc w:val="left"/>
-            </w:pPr>
-            <w:r/>
-            <w:r>
-              <w:rPr>
-                <w:rFonts w:ascii="Times New Roman" w:hAnsi="Times New Roman" w:eastAsia="方正仿宋简体" w:cs="Times New Roman"/>
-                <w:b w:val="0"/>
-                <w:i w:val="0"/>
-                <w:color w:val="000000"/>
-                <w:sz w:val="24"/>
-              </w:rPr>
-              <w:t>关于印发医院免陪照护服务试点工作方案的通知</w:t>
-            </w:r>
-          </w:p>
-        </w:tc>
-        <w:tc>
-          <w:tcPr>
-            <w:tcW w:type="dxa" w:w="2154"/>
-            <w:tcBorders>
-              <w:top w:val="none"/>
-              <w:left w:val="none"/>
-              <w:bottom w:val="none"/>
-              <w:right w:val="none"/>
-            </w:tcBorders>
-          </w:tcPr>
-          <w:p>
-            <w:pPr>
-              <w:spacing w:line="240" w:lineRule="auto" w:before="60" w:after="60"/>
-              <w:ind w:firstLine="0"/>
-              <w:jc w:val="left"/>
-            </w:pPr>
-            <w:r/>
-            <w:r>
-              <w:rPr>
-                <w:rFonts w:ascii="Times New Roman" w:hAnsi="Times New Roman" w:eastAsia="方正仿宋简体" w:cs="Times New Roman"/>
-                <w:b w:val="0"/>
-                <w:i w:val="0"/>
-                <w:color w:val="000000"/>
-                <w:sz w:val="24"/>
-              </w:rPr>
-              <w:t>国家卫生健康委办公厅 国家中医药局综合司 国家疾控局综合司</w:t>
-            </w:r>
-          </w:p>
-        </w:tc>
-        <w:tc>
-          <w:tcPr>
-            <w:tcW w:type="dxa" w:w="1361"/>
-            <w:tcBorders>
-              <w:top w:val="none"/>
-              <w:left w:val="none"/>
-              <w:bottom w:val="none"/>
-              <w:right w:val="none"/>
-            </w:tcBorders>
-          </w:tcPr>
-          <w:p>
-            <w:pPr>
-              <w:spacing w:line="240" w:lineRule="auto" w:before="60" w:after="60"/>
-              <w:ind w:firstLine="0"/>
-              <w:jc w:val="center"/>
-            </w:pPr>
-            <w:r/>
-            <w:r>
-              <w:rPr>
-                <w:rFonts w:ascii="Times New Roman" w:hAnsi="Times New Roman" w:eastAsia="方正仿宋简体" w:cs="Times New Roman"/>
-                <w:b w:val="0"/>
-                <w:i w:val="0"/>
-                <w:color w:val="000000"/>
-                <w:sz w:val="24"/>
-              </w:rPr>
-              <w:t>2025-05-27</w:t>
-            </w:r>
-          </w:p>
-        </w:tc>
-      </w:tr>
-      <w:tr>
-        <w:tc>
-          <w:tcPr>
-            <w:tcW w:type="dxa" w:w="794"/>
-            <w:tcBorders>
-              <w:top w:val="none"/>
-              <w:left w:val="none"/>
-              <w:bottom w:val="none"/>
-              <w:right w:val="none"/>
-            </w:tcBorders>
-          </w:tcPr>
-          <w:p>
-            <w:pPr>
-              <w:spacing w:line="240" w:lineRule="auto" w:before="60" w:after="60"/>
-              <w:ind w:firstLine="0"/>
-              <w:jc w:val="center"/>
-            </w:pPr>
-            <w:r/>
-            <w:r>
-              <w:rPr>
-                <w:rFonts w:ascii="Times New Roman" w:hAnsi="Times New Roman" w:eastAsia="方正仿宋简体" w:cs="Times New Roman"/>
-                <w:b w:val="0"/>
-                <w:i w:val="0"/>
-                <w:color w:val="000000"/>
-                <w:sz w:val="24"/>
-              </w:rPr>
-              <w:t>6</w:t>
-            </w:r>
-          </w:p>
-        </w:tc>
-        <w:tc>
-          <w:tcPr>
-            <w:tcW w:type="dxa" w:w="4535"/>
-            <w:tcBorders>
-              <w:top w:val="none"/>
-              <w:left w:val="none"/>
-              <w:bottom w:val="none"/>
-              <w:right w:val="none"/>
-            </w:tcBorders>
-          </w:tcPr>
-          <w:p>
-            <w:pPr>
-              <w:spacing w:line="240" w:lineRule="auto" w:before="60" w:after="60"/>
-              <w:ind w:firstLine="0"/>
-              <w:jc w:val="left"/>
-            </w:pPr>
-            <w:r/>
-            <w:r>
-              <w:rPr>
-                <w:rFonts w:ascii="Times New Roman" w:hAnsi="Times New Roman" w:eastAsia="方正仿宋简体" w:cs="Times New Roman"/>
-                <w:b w:val="0"/>
-                <w:i w:val="0"/>
-                <w:color w:val="000000"/>
-                <w:sz w:val="24"/>
-              </w:rPr>
-              <w:t>农业农村部办公厅关于印发《养殖业节粮行动实施方案》的通知</w:t>
-            </w:r>
-          </w:p>
-        </w:tc>
-        <w:tc>
-          <w:tcPr>
-            <w:tcW w:type="dxa" w:w="2154"/>
-            <w:tcBorders>
-              <w:top w:val="none"/>
-              <w:left w:val="none"/>
-              <w:bottom w:val="none"/>
-              <w:right w:val="none"/>
-            </w:tcBorders>
-          </w:tcPr>
-          <w:p>
-            <w:pPr>
-              <w:spacing w:line="240" w:lineRule="auto" w:before="60" w:after="60"/>
-              <w:ind w:firstLine="0"/>
-              <w:jc w:val="left"/>
-            </w:pPr>
-            <w:r/>
-            <w:r>
-              <w:rPr>
-                <w:rFonts w:ascii="Times New Roman" w:hAnsi="Times New Roman" w:eastAsia="方正仿宋简体" w:cs="Times New Roman"/>
-                <w:b w:val="0"/>
-                <w:i w:val="0"/>
-                <w:color w:val="000000"/>
-                <w:sz w:val="24"/>
-              </w:rPr>
-              <w:t>农业农村部办公厅</w:t>
-            </w:r>
-          </w:p>
-        </w:tc>
-        <w:tc>
-          <w:tcPr>
-            <w:tcW w:type="dxa" w:w="1361"/>
-            <w:tcBorders>
-              <w:top w:val="none"/>
-              <w:left w:val="none"/>
-              <w:bottom w:val="none"/>
-              <w:right w:val="none"/>
-            </w:tcBorders>
-          </w:tcPr>
-          <w:p>
-            <w:pPr>
-              <w:spacing w:line="240" w:lineRule="auto" w:before="60" w:after="60"/>
-              <w:ind w:firstLine="0"/>
-              <w:jc w:val="center"/>
-            </w:pPr>
-            <w:r/>
-            <w:r>
-              <w:rPr>
-                <w:rFonts w:ascii="Times New Roman" w:hAnsi="Times New Roman" w:eastAsia="方正仿宋简体" w:cs="Times New Roman"/>
-                <w:b w:val="0"/>
-                <w:i w:val="0"/>
-                <w:color w:val="000000"/>
-                <w:sz w:val="24"/>
-              </w:rPr>
-              <w:t>2025-05-04</w:t>
-            </w:r>
-          </w:p>
-        </w:tc>
-      </w:tr>
-      <w:tr>
-        <w:tc>
-          <w:tcPr>
-            <w:tcW w:type="dxa" w:w="794"/>
-            <w:tcBorders>
-              <w:top w:val="none"/>
-              <w:left w:val="none"/>
-              <w:bottom w:val="none"/>
-              <w:right w:val="none"/>
-            </w:tcBorders>
-          </w:tcPr>
-          <w:p>
-            <w:pPr>
-              <w:spacing w:line="240" w:lineRule="auto" w:before="60" w:after="60"/>
-              <w:ind w:firstLine="0"/>
-              <w:jc w:val="center"/>
-            </w:pPr>
-            <w:r/>
-            <w:r>
-              <w:rPr>
-                <w:rFonts w:ascii="Times New Roman" w:hAnsi="Times New Roman" w:eastAsia="方正仿宋简体" w:cs="Times New Roman"/>
-                <w:b w:val="0"/>
-                <w:i w:val="0"/>
-                <w:color w:val="000000"/>
-                <w:sz w:val="24"/>
-              </w:rPr>
-              <w:t>7</w:t>
-            </w:r>
-          </w:p>
-        </w:tc>
-        <w:tc>
-          <w:tcPr>
-            <w:tcW w:type="dxa" w:w="4535"/>
-            <w:tcBorders>
-              <w:top w:val="none"/>
-              <w:left w:val="none"/>
-              <w:bottom w:val="none"/>
-              <w:right w:val="none"/>
-            </w:tcBorders>
-          </w:tcPr>
-          <w:p>
-            <w:pPr>
-              <w:spacing w:line="240" w:lineRule="auto" w:before="60" w:after="60"/>
-              <w:ind w:firstLine="0"/>
-              <w:jc w:val="left"/>
-            </w:pPr>
-            <w:r/>
-            <w:r>
-              <w:rPr>
-                <w:rFonts w:ascii="Times New Roman" w:hAnsi="Times New Roman" w:eastAsia="方正仿宋简体" w:cs="Times New Roman"/>
-                <w:b w:val="0"/>
-                <w:i w:val="0"/>
-                <w:color w:val="000000"/>
-                <w:sz w:val="24"/>
-              </w:rPr>
-              <w:t>国家中医药管理局关于进一步加强中医药科研诚信建设的通知</w:t>
-            </w:r>
-          </w:p>
-        </w:tc>
-        <w:tc>
-          <w:tcPr>
-            <w:tcW w:type="dxa" w:w="2154"/>
-            <w:tcBorders>
-              <w:top w:val="none"/>
-              <w:left w:val="none"/>
-              <w:bottom w:val="none"/>
-              <w:right w:val="none"/>
-            </w:tcBorders>
-          </w:tcPr>
-          <w:p>
-            <w:pPr>
-              <w:spacing w:line="240" w:lineRule="auto" w:before="60" w:after="60"/>
-              <w:ind w:firstLine="0"/>
-              <w:jc w:val="left"/>
-            </w:pPr>
-            <w:r/>
-            <w:r>
-              <w:rPr>
-                <w:rFonts w:ascii="Times New Roman" w:hAnsi="Times New Roman" w:eastAsia="方正仿宋简体" w:cs="Times New Roman"/>
-                <w:b w:val="0"/>
-                <w:i w:val="0"/>
-                <w:color w:val="000000"/>
-                <w:sz w:val="24"/>
-              </w:rPr>
-              <w:t>国家中医药管理局</w:t>
-            </w:r>
-          </w:p>
-        </w:tc>
-        <w:tc>
-          <w:tcPr>
-            <w:tcW w:type="dxa" w:w="1361"/>
-            <w:tcBorders>
-              <w:top w:val="none"/>
-              <w:left w:val="none"/>
-              <w:bottom w:val="none"/>
-              <w:right w:val="none"/>
-            </w:tcBorders>
-          </w:tcPr>
-          <w:p>
-            <w:pPr>
-              <w:spacing w:line="240" w:lineRule="auto" w:before="60" w:after="60"/>
-              <w:ind w:firstLine="0"/>
-              <w:jc w:val="center"/>
-            </w:pPr>
-            <w:r/>
-            <w:r>
-              <w:rPr>
-                <w:rFonts w:ascii="Times New Roman" w:hAnsi="Times New Roman" w:eastAsia="方正仿宋简体" w:cs="Times New Roman"/>
-                <w:b w:val="0"/>
-                <w:i w:val="0"/>
-                <w:color w:val="000000"/>
-                <w:sz w:val="24"/>
-              </w:rPr>
-              <w:t>2025-04-16</w:t>
+              <w:t>2025-02-19</w:t>
             </w:r>
           </w:p>
         </w:tc>
@@ -1036,7 +682,7 @@
                 <w:color w:val="000000"/>
                 <w:sz w:val="24"/>
               </w:rPr>
-              <w:t>8</w:t>
+              <w:t>5</w:t>
             </w:r>
           </w:p>
         </w:tc>
@@ -1065,7 +711,7 @@
                 <w:color w:val="000000"/>
                 <w:sz w:val="24"/>
               </w:rPr>
-              <w:t>国务院就业促进和劳动保护工作领导小组关于印发《加力重点领域、重点行业、城乡基层和中小微企业岗位挖潜扩容 支持重点群体就业创业实施方案》的通知</w:t>
+              <w:t>市场监管总局等五部门关于印发《优化消费环境三年行动方案（2025—2027年）》的通知</w:t>
             </w:r>
           </w:p>
         </w:tc>
@@ -1094,7 +740,7 @@
                 <w:color w:val="000000"/>
                 <w:sz w:val="24"/>
               </w:rPr>
-              <w:t>国务院就业促进和劳动保护工作领导小组</w:t>
+              <w:t>市场监管总局 国家发展改革委 工业和信息化部 商务部 文化和旅游部</w:t>
             </w:r>
           </w:p>
         </w:tc>
@@ -1123,7 +769,7 @@
                 <w:color w:val="000000"/>
                 <w:sz w:val="24"/>
               </w:rPr>
-              <w:t>2025-03-27</w:t>
+              <w:t>2025-02-19</w:t>
             </w:r>
           </w:p>
         </w:tc>
@@ -1225,397 +871,7 @@
           <w:color w:val="000000"/>
           <w:sz w:val="24"/>
         </w:rPr>
-        <w:t>2. 《人力资源社会保障部 财政部关于做好2026年高校毕业生等青年就业工作的通知》（发布机关：人力资源社会保障部 财政部，发布日期：2026-03-20）</w:t>
-      </w:r>
-    </w:p>
-    <w:p>
-      <w:pPr>
-        <w:spacing w:line="360" w:lineRule="auto" w:before="0" w:after="60"/>
-        <w:ind w:firstLine="480"/>
-        <w:jc w:val="both"/>
-      </w:pPr>
-      <w:r>
-        <w:rPr>
-          <w:rFonts w:ascii="Times New Roman" w:hAnsi="Times New Roman" w:eastAsia="方正仿宋简体" w:cs="Times New Roman"/>
-          <w:b w:val="0"/>
-          <w:i w:val="0"/>
-          <w:color w:val="000000"/>
-          <w:sz w:val="24"/>
-        </w:rPr>
-        <w:t>文件主要内容与核心要点：支持承担国家科技计划（专项、基金等）的高校、科研院所和企业面向高校毕业生开发科研助理岗位。科研助理的劳务性报酬和社会保险补助等支出可由项目承担单位按规定通过科研项目经费等渠道解决。</w:t>
-      </w:r>
-      <w:r>
-        <w:rPr>
-          <w:rFonts w:ascii="Times New Roman" w:hAnsi="Times New Roman" w:eastAsia="方正仿宋简体" w:cs="Times New Roman"/>
-          <w:b w:val="0"/>
-          <w:i w:val="0"/>
-          <w:color w:val="000000"/>
-          <w:sz w:val="24"/>
-        </w:rPr>
-        <w:t>（官方原文直达：</w:t>
-      </w:r>
-      <w:r>
-        <w:rPr>
-          <w:rFonts w:ascii="Times New Roman" w:hAnsi="Times New Roman" w:eastAsia="方正仿宋简体" w:cs="Times New Roman"/>
-          <w:b w:val="0"/>
-          <w:i w:val="0"/>
-          <w:color w:val="004886"/>
-          <w:sz w:val="24"/>
-          <w:u w:val="single"/>
-        </w:rPr>
-        <w:t>https://www.gov.cn/zhengce/zhengceku/202603/content_7063305.htm</w:t>
-      </w:r>
-      <w:r>
-        <w:rPr>
-          <w:rFonts w:ascii="Times New Roman" w:hAnsi="Times New Roman" w:eastAsia="方正仿宋简体" w:cs="Times New Roman"/>
-          <w:b w:val="0"/>
-          <w:i w:val="0"/>
-          <w:color w:val="000000"/>
-          <w:sz w:val="24"/>
-        </w:rPr>
-        <w:t>）</w:t>
-      </w:r>
-    </w:p>
-    <w:p>
-      <w:pPr>
-        <w:spacing w:line="360" w:lineRule="auto" w:before="80" w:after="0"/>
-        <w:ind w:firstLine="480"/>
-        <w:jc w:val="both"/>
-      </w:pPr>
-      <w:r>
-        <w:rPr>
-          <w:rFonts w:ascii="Times New Roman" w:hAnsi="Times New Roman" w:eastAsia="方正仿宋简体" w:cs="Times New Roman"/>
-          <w:b/>
-          <w:i w:val="0"/>
-          <w:color w:val="000000"/>
-          <w:sz w:val="24"/>
-        </w:rPr>
-        <w:t>3. 《关于加强数据要素学科专业建设和数字人才队伍建设的意见》（发布机关：国家发展改革委 国家数据局 教育部 科技部 中共中央组织部，发布日期：2025-12-03）</w:t>
-      </w:r>
-    </w:p>
-    <w:p>
-      <w:pPr>
-        <w:spacing w:line="360" w:lineRule="auto" w:before="0" w:after="60"/>
-        <w:ind w:firstLine="480"/>
-        <w:jc w:val="both"/>
-      </w:pPr>
-      <w:r>
-        <w:rPr>
-          <w:rFonts w:ascii="Times New Roman" w:hAnsi="Times New Roman" w:eastAsia="方正仿宋简体" w:cs="Times New Roman"/>
-          <w:b w:val="0"/>
-          <w:i w:val="0"/>
-          <w:color w:val="000000"/>
-          <w:sz w:val="24"/>
-        </w:rPr>
-        <w:t>文件主要内容与核心要点：数据产业发展急需的知识和技能要求，开设数字贸易与商务、数字媒体艺术、数字政府治理、数据安全、数智化供应链管理、健康医疗大数据、数据中心智慧运维、国际数据治理等“微专业”。鼓励有条件的省份因地制宜建设</w:t>
-      </w:r>
-      <w:r>
-        <w:rPr>
-          <w:rFonts w:ascii="Times New Roman" w:hAnsi="Times New Roman" w:eastAsia="方正仿宋简体" w:cs="Times New Roman"/>
-          <w:b w:val="0"/>
-          <w:i w:val="0"/>
-          <w:color w:val="000000"/>
-          <w:sz w:val="24"/>
-        </w:rPr>
-        <w:t>（官方原文直达：</w:t>
-      </w:r>
-      <w:r>
-        <w:rPr>
-          <w:rFonts w:ascii="Times New Roman" w:hAnsi="Times New Roman" w:eastAsia="方正仿宋简体" w:cs="Times New Roman"/>
-          <w:b w:val="0"/>
-          <w:i w:val="0"/>
-          <w:color w:val="004886"/>
-          <w:sz w:val="24"/>
-          <w:u w:val="single"/>
-        </w:rPr>
-        <w:t>https://www.gov.cn/zhengce/zhengceku/202512/content_7050192.htm</w:t>
-      </w:r>
-      <w:r>
-        <w:rPr>
-          <w:rFonts w:ascii="Times New Roman" w:hAnsi="Times New Roman" w:eastAsia="方正仿宋简体" w:cs="Times New Roman"/>
-          <w:b w:val="0"/>
-          <w:i w:val="0"/>
-          <w:color w:val="000000"/>
-          <w:sz w:val="24"/>
-        </w:rPr>
-        <w:t>）</w:t>
-      </w:r>
-    </w:p>
-    <w:p>
-      <w:pPr>
-        <w:spacing w:line="360" w:lineRule="auto" w:before="80" w:after="0"/>
-        <w:ind w:firstLine="480"/>
-        <w:jc w:val="both"/>
-      </w:pPr>
-      <w:r>
-        <w:rPr>
-          <w:rFonts w:ascii="Times New Roman" w:hAnsi="Times New Roman" w:eastAsia="方正仿宋简体" w:cs="Times New Roman"/>
-          <w:b/>
-          <w:i w:val="0"/>
-          <w:color w:val="000000"/>
-          <w:sz w:val="24"/>
-        </w:rPr>
-        <w:t>4. 《司法部办公厅 国家发展改革委办公厅 全国工商联办公厅印发《关于进一步发挥行政复议监督职能 规范涉企行政执法的指导意见》《行政复议监督规范涉企行政执法典型案例》的通知》（发布机关：司法部办公厅 国家发展改革委办公厅 全国工商联办公厅，发布日期：2025-08-07）</w:t>
-      </w:r>
-    </w:p>
-    <w:p>
-      <w:pPr>
-        <w:spacing w:line="360" w:lineRule="auto" w:before="0" w:after="60"/>
-        <w:ind w:firstLine="480"/>
-        <w:jc w:val="both"/>
-      </w:pPr>
-      <w:r>
-        <w:rPr>
-          <w:rFonts w:ascii="Times New Roman" w:hAnsi="Times New Roman" w:eastAsia="方正仿宋简体" w:cs="Times New Roman"/>
-          <w:b w:val="0"/>
-          <w:i w:val="0"/>
-          <w:color w:val="000000"/>
-          <w:sz w:val="24"/>
-        </w:rPr>
-        <w:t>文件主要内容与核心要点：提升行政复议吸纳涉企行政争议能力 （六）畅通涉企行政复议申请渠道。各地发展改革部门、工商联持续加强对涉企政策措施的宣传解读和精准推送。各级地方政府行政复议机构依托行政审批中心、公共法律服务中心、基层</w:t>
-      </w:r>
-      <w:r>
-        <w:rPr>
-          <w:rFonts w:ascii="Times New Roman" w:hAnsi="Times New Roman" w:eastAsia="方正仿宋简体" w:cs="Times New Roman"/>
-          <w:b w:val="0"/>
-          <w:i w:val="0"/>
-          <w:color w:val="000000"/>
-          <w:sz w:val="24"/>
-        </w:rPr>
-        <w:t>（官方原文直达：</w:t>
-      </w:r>
-      <w:r>
-        <w:rPr>
-          <w:rFonts w:ascii="Times New Roman" w:hAnsi="Times New Roman" w:eastAsia="方正仿宋简体" w:cs="Times New Roman"/>
-          <w:b w:val="0"/>
-          <w:i w:val="0"/>
-          <w:color w:val="004886"/>
-          <w:sz w:val="24"/>
-          <w:u w:val="single"/>
-        </w:rPr>
-        <w:t>https://www.gov.cn/zhengce/zhengceku/202508/content_7035623.htm</w:t>
-      </w:r>
-      <w:r>
-        <w:rPr>
-          <w:rFonts w:ascii="Times New Roman" w:hAnsi="Times New Roman" w:eastAsia="方正仿宋简体" w:cs="Times New Roman"/>
-          <w:b w:val="0"/>
-          <w:i w:val="0"/>
-          <w:color w:val="000000"/>
-          <w:sz w:val="24"/>
-        </w:rPr>
-        <w:t>）</w:t>
-      </w:r>
-    </w:p>
-    <w:p>
-      <w:pPr>
-        <w:spacing w:line="360" w:lineRule="auto" w:before="80" w:after="0"/>
-        <w:ind w:firstLine="480"/>
-        <w:jc w:val="both"/>
-      </w:pPr>
-      <w:r>
-        <w:rPr>
-          <w:rFonts w:ascii="Times New Roman" w:hAnsi="Times New Roman" w:eastAsia="方正仿宋简体" w:cs="Times New Roman"/>
-          <w:b/>
-          <w:i w:val="0"/>
-          <w:color w:val="000000"/>
-          <w:sz w:val="24"/>
-        </w:rPr>
-        <w:t>5. 《关于印发医院免陪照护服务试点工作方案的通知》（发布机关：国家卫生健康委办公厅 国家中医药局综合司 国家疾控局综合司，发布日期：2025-05-27）</w:t>
-      </w:r>
-    </w:p>
-    <w:p>
-      <w:pPr>
-        <w:spacing w:line="360" w:lineRule="auto" w:before="0" w:after="60"/>
-        <w:ind w:firstLine="480"/>
-        <w:jc w:val="both"/>
-      </w:pPr>
-      <w:r>
-        <w:rPr>
-          <w:rFonts w:ascii="Times New Roman" w:hAnsi="Times New Roman" w:eastAsia="方正仿宋简体" w:cs="Times New Roman"/>
-          <w:b w:val="0"/>
-          <w:i w:val="0"/>
-          <w:color w:val="000000"/>
-          <w:sz w:val="24"/>
-        </w:rPr>
-        <w:t>文件主要内容与核心要点：体验,提升人民群众获得感,国家卫生健康委、国家中医药局、国家疾控局制定了《医院免陪照护服务试点工作方案》。现印发给你们,请结合工作实际,认真组织实施。 国家卫生健康委办公厅 国家中医药局综合司 国家疾控</w:t>
-      </w:r>
-      <w:r>
-        <w:rPr>
-          <w:rFonts w:ascii="Times New Roman" w:hAnsi="Times New Roman" w:eastAsia="方正仿宋简体" w:cs="Times New Roman"/>
-          <w:b w:val="0"/>
-          <w:i w:val="0"/>
-          <w:color w:val="000000"/>
-          <w:sz w:val="24"/>
-        </w:rPr>
-        <w:t>（官方原文直达：</w:t>
-      </w:r>
-      <w:r>
-        <w:rPr>
-          <w:rFonts w:ascii="Times New Roman" w:hAnsi="Times New Roman" w:eastAsia="方正仿宋简体" w:cs="Times New Roman"/>
-          <w:b w:val="0"/>
-          <w:i w:val="0"/>
-          <w:color w:val="004886"/>
-          <w:sz w:val="24"/>
-          <w:u w:val="single"/>
-        </w:rPr>
-        <w:t>https://www.gov.cn/zhengce/zhengceku/202505/content_7025451.htm</w:t>
-      </w:r>
-      <w:r>
-        <w:rPr>
-          <w:rFonts w:ascii="Times New Roman" w:hAnsi="Times New Roman" w:eastAsia="方正仿宋简体" w:cs="Times New Roman"/>
-          <w:b w:val="0"/>
-          <w:i w:val="0"/>
-          <w:color w:val="000000"/>
-          <w:sz w:val="24"/>
-        </w:rPr>
-        <w:t>）</w:t>
-      </w:r>
-    </w:p>
-    <w:p>
-      <w:pPr>
-        <w:spacing w:line="360" w:lineRule="auto" w:before="80" w:after="0"/>
-        <w:ind w:firstLine="480"/>
-        <w:jc w:val="both"/>
-      </w:pPr>
-      <w:r>
-        <w:rPr>
-          <w:rFonts w:ascii="Times New Roman" w:hAnsi="Times New Roman" w:eastAsia="方正仿宋简体" w:cs="Times New Roman"/>
-          <w:b/>
-          <w:i w:val="0"/>
-          <w:color w:val="000000"/>
-          <w:sz w:val="24"/>
-        </w:rPr>
-        <w:t>6. 《农业农村部办公厅关于印发《养殖业节粮行动实施方案》的通知》（发布机关：农业农村部办公厅，发布日期：2025-05-04）</w:t>
-      </w:r>
-    </w:p>
-    <w:p>
-      <w:pPr>
-        <w:spacing w:line="360" w:lineRule="auto" w:before="0" w:after="60"/>
-        <w:ind w:firstLine="480"/>
-        <w:jc w:val="both"/>
-      </w:pPr>
-      <w:r>
-        <w:rPr>
-          <w:rFonts w:ascii="Times New Roman" w:hAnsi="Times New Roman" w:eastAsia="方正仿宋简体" w:cs="Times New Roman"/>
-          <w:b w:val="0"/>
-          <w:i w:val="0"/>
-          <w:color w:val="000000"/>
-          <w:sz w:val="24"/>
-        </w:rPr>
-        <w:t>文件主要内容与核心要点：使用专项整治巩固提升行动。（农业农村部畜牧兽医局、渔业渔政管理局负责，中国动物疫病预防控制中心、中国兽医药品监察所、中国动物卫生与流行病学中心、全国水产技术推广总站、中国农业科学院、中国水产科学研究</w:t>
-      </w:r>
-      <w:r>
-        <w:rPr>
-          <w:rFonts w:ascii="Times New Roman" w:hAnsi="Times New Roman" w:eastAsia="方正仿宋简体" w:cs="Times New Roman"/>
-          <w:b w:val="0"/>
-          <w:i w:val="0"/>
-          <w:color w:val="000000"/>
-          <w:sz w:val="24"/>
-        </w:rPr>
-        <w:t>（官方原文直达：</w:t>
-      </w:r>
-      <w:r>
-        <w:rPr>
-          <w:rFonts w:ascii="Times New Roman" w:hAnsi="Times New Roman" w:eastAsia="方正仿宋简体" w:cs="Times New Roman"/>
-          <w:b w:val="0"/>
-          <w:i w:val="0"/>
-          <w:color w:val="004886"/>
-          <w:sz w:val="24"/>
-          <w:u w:val="single"/>
-        </w:rPr>
-        <w:t>https://www.gov.cn/zhengce/zhengceku/202505/content_7022364.htm</w:t>
-      </w:r>
-      <w:r>
-        <w:rPr>
-          <w:rFonts w:ascii="Times New Roman" w:hAnsi="Times New Roman" w:eastAsia="方正仿宋简体" w:cs="Times New Roman"/>
-          <w:b w:val="0"/>
-          <w:i w:val="0"/>
-          <w:color w:val="000000"/>
-          <w:sz w:val="24"/>
-        </w:rPr>
-        <w:t>）</w:t>
-      </w:r>
-    </w:p>
-    <w:p>
-      <w:pPr>
-        <w:spacing w:line="360" w:lineRule="auto" w:before="80" w:after="0"/>
-        <w:ind w:firstLine="480"/>
-        <w:jc w:val="both"/>
-      </w:pPr>
-      <w:r>
-        <w:rPr>
-          <w:rFonts w:ascii="Times New Roman" w:hAnsi="Times New Roman" w:eastAsia="方正仿宋简体" w:cs="Times New Roman"/>
-          <w:b/>
-          <w:i w:val="0"/>
-          <w:color w:val="000000"/>
-          <w:sz w:val="24"/>
-        </w:rPr>
-        <w:t>7. 《国家中医药管理局关于进一步加强中医药科研诚信建设的通知》（发布机关：国家中医药管理局，发布日期：2025-04-16）</w:t>
-      </w:r>
-    </w:p>
-    <w:p>
-      <w:pPr>
-        <w:spacing w:line="360" w:lineRule="auto" w:before="0" w:after="60"/>
-        <w:ind w:firstLine="480"/>
-        <w:jc w:val="both"/>
-      </w:pPr>
-      <w:r>
-        <w:rPr>
-          <w:rFonts w:ascii="Times New Roman" w:hAnsi="Times New Roman" w:eastAsia="方正仿宋简体" w:cs="Times New Roman"/>
-          <w:b w:val="0"/>
-          <w:i w:val="0"/>
-          <w:color w:val="000000"/>
-          <w:sz w:val="24"/>
-        </w:rPr>
-        <w:t>文件主要内容与核心要点：黑名单”、不良记录等，及时警示提醒，做好审核把关。各单位要建立科研成果发表管理制度，科研人员应在论文等科研成果发表前开展自查，做好原始数据和文件记录的备案。科研团队、科研人员对外发布科研成果，不得</w:t>
-      </w:r>
-      <w:r>
-        <w:rPr>
-          <w:rFonts w:ascii="Times New Roman" w:hAnsi="Times New Roman" w:eastAsia="方正仿宋简体" w:cs="Times New Roman"/>
-          <w:b w:val="0"/>
-          <w:i w:val="0"/>
-          <w:color w:val="000000"/>
-          <w:sz w:val="24"/>
-        </w:rPr>
-        <w:t>（官方原文直达：</w:t>
-      </w:r>
-      <w:r>
-        <w:rPr>
-          <w:rFonts w:ascii="Times New Roman" w:hAnsi="Times New Roman" w:eastAsia="方正仿宋简体" w:cs="Times New Roman"/>
-          <w:b w:val="0"/>
-          <w:i w:val="0"/>
-          <w:color w:val="004886"/>
-          <w:sz w:val="24"/>
-          <w:u w:val="single"/>
-        </w:rPr>
-        <w:t>https://www.gov.cn/zhengce/zhengceku/202504/content_7018938.htm</w:t>
-      </w:r>
-      <w:r>
-        <w:rPr>
-          <w:rFonts w:ascii="Times New Roman" w:hAnsi="Times New Roman" w:eastAsia="方正仿宋简体" w:cs="Times New Roman"/>
-          <w:b w:val="0"/>
-          <w:i w:val="0"/>
-          <w:color w:val="000000"/>
-          <w:sz w:val="24"/>
-        </w:rPr>
-        <w:t>）</w:t>
-      </w:r>
-    </w:p>
-    <w:p>
-      <w:pPr>
-        <w:spacing w:line="360" w:lineRule="auto" w:before="80" w:after="0"/>
-        <w:ind w:firstLine="480"/>
-        <w:jc w:val="both"/>
-      </w:pPr>
-      <w:r>
-        <w:rPr>
-          <w:rFonts w:ascii="Times New Roman" w:hAnsi="Times New Roman" w:eastAsia="方正仿宋简体" w:cs="Times New Roman"/>
-          <w:b/>
-          <w:i w:val="0"/>
-          <w:color w:val="000000"/>
-          <w:sz w:val="24"/>
-        </w:rPr>
-        <w:t>8. 《国务院就业促进和劳动保护工作领导小组关于印发《加力重点领域、重点行业、城乡基层和中小微企业岗位挖潜扩容 支持重点群体就业创业实施方案》的通知》（发布机关：国务院就业促进和劳动保护工作领导小组，发布日期：2025-03-27）</w:t>
+        <w:t>2. 《国务院就业促进和劳动保护工作领导小组关于印发《加力重点领域、重点行业、城乡基层和中小微企业岗位挖潜扩容 支持重点群体就业创业实施方案》的通知》（发布机关：国务院就业促进和劳动保护工作领导小组，发布日期：2025-03-27）</w:t>
       </w:r>
     </w:p>
     <w:p>
@@ -1654,6 +910,201 @@
           <w:u w:val="single"/>
         </w:rPr>
         <w:t>https://www.gov.cn/zhengce/zhengceku/202503/content_7015975.htm</w:t>
+      </w:r>
+      <w:r>
+        <w:rPr>
+          <w:rFonts w:ascii="Times New Roman" w:hAnsi="Times New Roman" w:eastAsia="方正仿宋简体" w:cs="Times New Roman"/>
+          <w:b w:val="0"/>
+          <w:i w:val="0"/>
+          <w:color w:val="000000"/>
+          <w:sz w:val="24"/>
+        </w:rPr>
+        <w:t>）</w:t>
+      </w:r>
+    </w:p>
+    <w:p>
+      <w:pPr>
+        <w:spacing w:line="360" w:lineRule="auto" w:before="80" w:after="0"/>
+        <w:ind w:firstLine="480"/>
+        <w:jc w:val="both"/>
+      </w:pPr>
+      <w:r>
+        <w:rPr>
+          <w:rFonts w:ascii="Times New Roman" w:hAnsi="Times New Roman" w:eastAsia="方正仿宋简体" w:cs="Times New Roman"/>
+          <w:b/>
+          <w:i w:val="0"/>
+          <w:color w:val="000000"/>
+          <w:sz w:val="24"/>
+        </w:rPr>
+        <w:t>3. 《农业农村部落实中共中央国务院关于进一步深化农村改革扎实推进乡村全面振兴工作部署的实施意见》（发布机关：农业农村部，发布日期：2025-02-25）</w:t>
+      </w:r>
+    </w:p>
+    <w:p>
+      <w:pPr>
+        <w:spacing w:line="360" w:lineRule="auto" w:before="0" w:after="60"/>
+        <w:ind w:firstLine="480"/>
+        <w:jc w:val="both"/>
+      </w:pPr>
+      <w:r>
+        <w:rPr>
+          <w:rFonts w:ascii="Times New Roman" w:hAnsi="Times New Roman" w:eastAsia="方正仿宋简体" w:cs="Times New Roman"/>
+          <w:b w:val="0"/>
+          <w:i w:val="0"/>
+          <w:color w:val="000000"/>
+          <w:sz w:val="24"/>
+        </w:rPr>
+        <w:t>文件主要内容与核心要点：应对气候变化韧性。探索开展“天空地”一体化农情灾情监测。加快建设区域农机社会化服务中心和区域农业应急救灾中心。组织“虫口夺粮”保丰收行动，统筹农作物病虫害监测防控基础设施和人才队伍建设，大力推进统防</w:t>
+      </w:r>
+      <w:r>
+        <w:rPr>
+          <w:rFonts w:ascii="Times New Roman" w:hAnsi="Times New Roman" w:eastAsia="方正仿宋简体" w:cs="Times New Roman"/>
+          <w:b w:val="0"/>
+          <w:i w:val="0"/>
+          <w:color w:val="000000"/>
+          <w:sz w:val="24"/>
+        </w:rPr>
+        <w:t>（官方原文直达：</w:t>
+      </w:r>
+      <w:r>
+        <w:rPr>
+          <w:rFonts w:ascii="Times New Roman" w:hAnsi="Times New Roman" w:eastAsia="方正仿宋简体" w:cs="Times New Roman"/>
+          <w:b w:val="0"/>
+          <w:i w:val="0"/>
+          <w:color w:val="004886"/>
+          <w:sz w:val="24"/>
+          <w:u w:val="single"/>
+        </w:rPr>
+        <w:t>https://www.gov.cn/zhengce/zhengceku/202502/content_7005554.htm</w:t>
+      </w:r>
+      <w:r>
+        <w:rPr>
+          <w:rFonts w:ascii="Times New Roman" w:hAnsi="Times New Roman" w:eastAsia="方正仿宋简体" w:cs="Times New Roman"/>
+          <w:b w:val="0"/>
+          <w:i w:val="0"/>
+          <w:color w:val="000000"/>
+          <w:sz w:val="24"/>
+        </w:rPr>
+        <w:t>）</w:t>
+      </w:r>
+    </w:p>
+    <w:p>
+      <w:pPr>
+        <w:spacing w:line="360" w:lineRule="auto" w:before="80" w:after="0"/>
+        <w:ind w:firstLine="480"/>
+        <w:jc w:val="both"/>
+      </w:pPr>
+      <w:r>
+        <w:rPr>
+          <w:rFonts w:ascii="Times New Roman" w:hAnsi="Times New Roman" w:eastAsia="方正仿宋简体" w:cs="Times New Roman"/>
+          <w:b/>
+          <w:i w:val="0"/>
+          <w:color w:val="000000"/>
+          <w:sz w:val="24"/>
+        </w:rPr>
+        <w:t>4. 《教育部关于做好2025年普通高校招生工作的通知》（发布机关：教育部，发布日期：2025-02-19）</w:t>
+      </w:r>
+    </w:p>
+    <w:p>
+      <w:pPr>
+        <w:spacing w:line="360" w:lineRule="auto" w:before="0" w:after="60"/>
+        <w:ind w:firstLine="480"/>
+        <w:jc w:val="both"/>
+      </w:pPr>
+      <w:r>
+        <w:rPr>
+          <w:rFonts w:ascii="Times New Roman" w:hAnsi="Times New Roman" w:eastAsia="方正仿宋简体" w:cs="Times New Roman"/>
+          <w:b w:val="0"/>
+          <w:i w:val="0"/>
+          <w:color w:val="000000"/>
+          <w:sz w:val="24"/>
+        </w:rPr>
+        <w:t>文件主要内容与核心要点：教育部关于做好2025年普通高校招生工作的通知 教学〔2025〕1号 各省、自治区、直辖市高等学校招生委员会、教育厅（教委）、招生考试机构，新疆生产建设兵团教育局，有关部门（单位）教育司（局），部属</w:t>
+      </w:r>
+      <w:r>
+        <w:rPr>
+          <w:rFonts w:ascii="Times New Roman" w:hAnsi="Times New Roman" w:eastAsia="方正仿宋简体" w:cs="Times New Roman"/>
+          <w:b w:val="0"/>
+          <w:i w:val="0"/>
+          <w:color w:val="000000"/>
+          <w:sz w:val="24"/>
+        </w:rPr>
+        <w:t>（官方原文直达：</w:t>
+      </w:r>
+      <w:r>
+        <w:rPr>
+          <w:rFonts w:ascii="Times New Roman" w:hAnsi="Times New Roman" w:eastAsia="方正仿宋简体" w:cs="Times New Roman"/>
+          <w:b w:val="0"/>
+          <w:i w:val="0"/>
+          <w:color w:val="004886"/>
+          <w:sz w:val="24"/>
+          <w:u w:val="single"/>
+        </w:rPr>
+        <w:t>https://www.gov.cn/zhengce/zhengceku/202502/content_7004392.htm</w:t>
+      </w:r>
+      <w:r>
+        <w:rPr>
+          <w:rFonts w:ascii="Times New Roman" w:hAnsi="Times New Roman" w:eastAsia="方正仿宋简体" w:cs="Times New Roman"/>
+          <w:b w:val="0"/>
+          <w:i w:val="0"/>
+          <w:color w:val="000000"/>
+          <w:sz w:val="24"/>
+        </w:rPr>
+        <w:t>）</w:t>
+      </w:r>
+    </w:p>
+    <w:p>
+      <w:pPr>
+        <w:spacing w:line="360" w:lineRule="auto" w:before="80" w:after="0"/>
+        <w:ind w:firstLine="480"/>
+        <w:jc w:val="both"/>
+      </w:pPr>
+      <w:r>
+        <w:rPr>
+          <w:rFonts w:ascii="Times New Roman" w:hAnsi="Times New Roman" w:eastAsia="方正仿宋简体" w:cs="Times New Roman"/>
+          <w:b/>
+          <w:i w:val="0"/>
+          <w:color w:val="000000"/>
+          <w:sz w:val="24"/>
+        </w:rPr>
+        <w:t>5. 《市场监管总局等五部门关于印发《优化消费环境三年行动方案（2025—2027年）》的通知》（发布机关：市场监管总局 国家发展改革委 工业和信息化部 商务部 文化和旅游部，发布日期：2025-02-19）</w:t>
+      </w:r>
+    </w:p>
+    <w:p>
+      <w:pPr>
+        <w:spacing w:line="360" w:lineRule="auto" w:before="0" w:after="60"/>
+        <w:ind w:firstLine="480"/>
+        <w:jc w:val="both"/>
+      </w:pPr>
+      <w:r>
+        <w:rPr>
+          <w:rFonts w:ascii="Times New Roman" w:hAnsi="Times New Roman" w:eastAsia="方正仿宋简体" w:cs="Times New Roman"/>
+          <w:b w:val="0"/>
+          <w:i w:val="0"/>
+          <w:color w:val="000000"/>
+          <w:sz w:val="24"/>
+        </w:rPr>
+        <w:t>文件主要内容与核心要点：、实施消费秩序优化行动 （四）严守消费安全底线。落实食品药品安全“四个最严”要求，加强群众关切的米面油、肉蛋奶等重点食品监管。强化经营者安全生产主体责任，督促经营者、使用单位履行消费场所消防、特种设备</w:t>
+      </w:r>
+      <w:r>
+        <w:rPr>
+          <w:rFonts w:ascii="Times New Roman" w:hAnsi="Times New Roman" w:eastAsia="方正仿宋简体" w:cs="Times New Roman"/>
+          <w:b w:val="0"/>
+          <w:i w:val="0"/>
+          <w:color w:val="000000"/>
+          <w:sz w:val="24"/>
+        </w:rPr>
+        <w:t>（官方原文直达：</w:t>
+      </w:r>
+      <w:r>
+        <w:rPr>
+          <w:rFonts w:ascii="Times New Roman" w:hAnsi="Times New Roman" w:eastAsia="方正仿宋简体" w:cs="Times New Roman"/>
+          <w:b w:val="0"/>
+          <w:i w:val="0"/>
+          <w:color w:val="004886"/>
+          <w:sz w:val="24"/>
+          <w:u w:val="single"/>
+        </w:rPr>
+        <w:t>https://www.gov.cn/zhengce/zhengceku/202502/content_7004441.htm</w:t>
       </w:r>
       <w:r>
         <w:rPr>
